--- a/docs/research/appeal_paper/submission_manuscript.docx
+++ b/docs/research/appeal_paper/submission_manuscript.docx
@@ -1493,7 +1493,7 @@
       </w:r>
     </w:p>
     <w:bookmarkEnd w:id="20"/>
-    <w:bookmarkStart w:id="26" w:name="sec:related"/>
+    <w:bookmarkStart w:id="36" w:name="sec:related"/>
     <w:p>
       <w:pPr>
         <w:pStyle w:val="Heading1"/>
@@ -1502,7 +1502,7 @@
         <w:t xml:space="preserve">Related work</w:t>
       </w:r>
     </w:p>
-    <w:bookmarkStart w:id="21" w:name="what-an-appeal-is-for."/>
+    <w:bookmarkStart w:id="23" w:name="what-an-appeal-is-for."/>
     <w:p>
       <w:pPr>
         <w:pStyle w:val="Heading4"/>
@@ -1534,13 +1534,19 @@
         <w:t xml:space="preserve"> </w:t>
       </w:r>
       <w:r>
-        <w:t xml:space="preserve">relies on that information to select the cases worth reviewing (Shavell</w:t>
-      </w:r>
-      <w:r>
-        <w:t xml:space="preserve"> </w:t>
-      </w:r>
-      <w:r>
-        <w:t xml:space="preserve">1995). The account predicts a low disturbance rate among the appeals that are</w:t>
+        <w:t xml:space="preserve">relies on that information to select the cases worth reviewing.</w:t>
+      </w:r>
+      <w:r>
+        <w:rPr>
+          <w:rStyle w:val="FootnoteReference"/>
+        </w:rPr>
+        <w:footnoteReference w:id="21"/>
+      </w:r>
+      <w:r>
+        <w:t xml:space="preserve"> </w:t>
+      </w:r>
+      <w:r>
+        <w:t xml:space="preserve">The account predicts a low disturbance rate among the appeals that are</w:t>
       </w:r>
       <w:r>
         <w:t xml:space="preserve"> </w:t>
@@ -1561,8 +1567,8 @@
         <w:t xml:space="preserve">overturned, which is an empirical question this corpus can answer directly.</w:t>
       </w:r>
     </w:p>
-    <w:bookmarkEnd w:id="21"/>
-    <w:bookmarkStart w:id="22" w:name="measuring-appellate-outcomes."/>
+    <w:bookmarkEnd w:id="23"/>
+    <w:bookmarkStart w:id="26" w:name="measuring-appellate-outcomes."/>
     <w:p>
       <w:pPr>
         <w:pStyle w:val="Heading4"/>
@@ -1594,7 +1600,19 @@
         <w:t xml:space="preserve"> </w:t>
       </w:r>
       <w:r>
-        <w:t xml:space="preserve">plaintiffs do worse there than at trial (Eisenberg 2004). That work reads</w:t>
+        <w:t xml:space="preserve">plaintiffs do worse there than at trial.</w:t>
+      </w:r>
+      <w:r>
+        <w:rPr>
+          <w:rStyle w:val="FootnoteReference"/>
+        </w:rPr>
+        <w:footnoteReference w:id="24"/>
+      </w:r>
+      <w:r>
+        <w:t xml:space="preserve"> </w:t>
+      </w:r>
+      <w:r>
+        <w:t xml:space="preserve">That work reads</w:t>
       </w:r>
       <w:r>
         <w:t xml:space="preserve"> </w:t>
@@ -1627,8 +1645,8 @@
         <w:t xml:space="preserve">publishes.</w:t>
       </w:r>
     </w:p>
-    <w:bookmarkEnd w:id="22"/>
-    <w:bookmarkStart w:id="23" w:name="reason-giving-and-its-limits."/>
+    <w:bookmarkEnd w:id="26"/>
+    <w:bookmarkStart w:id="28" w:name="reason-giving-and-its-limits."/>
     <w:p>
       <w:pPr>
         <w:pStyle w:val="Heading4"/>
@@ -1654,7 +1672,7 @@
         <w:t xml:space="preserve"> </w:t>
       </w:r>
       <w:r>
-        <w:t xml:space="preserve">the least absolute in practice. Cohen (2015) sets out the values that pull</w:t>
+        <w:t xml:space="preserve">the least absolute in practice. Mathilde Cohen sets out the values that pull</w:t>
       </w:r>
       <w:r>
         <w:t xml:space="preserve"> </w:t>
@@ -1672,7 +1690,19 @@
         <w:t xml:space="preserve"> </w:t>
       </w:r>
       <w:r>
-        <w:t xml:space="preserve">similar compromises. Affirming on the reasons below is one such compromise,</w:t>
+        <w:t xml:space="preserve">similar compromises.</w:t>
+      </w:r>
+      <w:r>
+        <w:rPr>
+          <w:rStyle w:val="FootnoteReference"/>
+        </w:rPr>
+        <w:footnoteReference w:id="27"/>
+      </w:r>
+      <w:r>
+        <w:t xml:space="preserve"> </w:t>
+      </w:r>
+      <w:r>
+        <w:t xml:space="preserve">Affirming on the reasons below is one such compromise,</w:t>
       </w:r>
       <w:r>
         <w:t xml:space="preserve"> </w:t>
@@ -1699,8 +1729,8 @@
         <w:t xml:space="preserve">here.</w:t>
       </w:r>
     </w:p>
-    <w:bookmarkEnd w:id="23"/>
-    <w:bookmarkStart w:id="24" w:name="X07e2b6175f212d9e4d447e7cb3f2a2d7ae6e566"/>
+    <w:bookmarkEnd w:id="28"/>
+    <w:bookmarkStart w:id="33" w:name="X07e2b6175f212d9e4d447e7cb3f2a2d7ae6e566"/>
     <w:p>
       <w:pPr>
         <w:pStyle w:val="Heading4"/>
@@ -1732,7 +1762,19 @@
         <w:t xml:space="preserve"> </w:t>
       </w:r>
       <w:r>
-        <w:t xml:space="preserve">systematically from tried ones (Priest and Klein 1984); of the judgments</w:t>
+        <w:t xml:space="preserve">systematically from tried ones.</w:t>
+      </w:r>
+      <w:r>
+        <w:rPr>
+          <w:rStyle w:val="FootnoteReference"/>
+        </w:rPr>
+        <w:footnoteReference w:id="29"/>
+      </w:r>
+      <w:r>
+        <w:t xml:space="preserve"> </w:t>
+      </w:r>
+      <w:r>
+        <w:t xml:space="preserve">Of the judgments</w:t>
       </w:r>
       <w:r>
         <w:t xml:space="preserve"> </w:t>
@@ -1744,13 +1786,25 @@
         <w:t xml:space="preserve"> </w:t>
       </w:r>
       <w:r>
-        <w:t xml:space="preserve">decisions have been shown to differ in kind rather than merely in number</w:t>
-      </w:r>
-      <w:r>
-        <w:t xml:space="preserve"> </w:t>
-      </w:r>
-      <w:r>
-        <w:t xml:space="preserve">(Siegelman and Donohue 1990). A third filter is specific to appeals and is</w:t>
+        <w:t xml:space="preserve">decisions have been shown to differ in kind rather than merely in</w:t>
+      </w:r>
+      <w:r>
+        <w:t xml:space="preserve"> </w:t>
+      </w:r>
+      <w:r>
+        <w:t xml:space="preserve">number.</w:t>
+      </w:r>
+      <w:r>
+        <w:rPr>
+          <w:rStyle w:val="FootnoteReference"/>
+        </w:rPr>
+        <w:footnoteReference w:id="31"/>
+      </w:r>
+      <w:r>
+        <w:t xml:space="preserve"> </w:t>
+      </w:r>
+      <w:r>
+        <w:t xml:space="preserve">A third filter is specific to appeals and is</w:t>
       </w:r>
       <w:r>
         <w:t xml:space="preserve"> </w:t>
@@ -1765,8 +1819,8 @@
         <w:t xml:space="preserve">appealed. Nothing in what follows describes judgments that no one challenged.</w:t>
       </w:r>
     </w:p>
-    <w:bookmarkEnd w:id="24"/>
-    <w:bookmarkStart w:id="25" w:name="the-jurisdiction."/>
+    <w:bookmarkEnd w:id="33"/>
+    <w:bookmarkStart w:id="35" w:name="the-jurisdiction."/>
     <w:p>
       <w:pPr>
         <w:pStyle w:val="Heading4"/>
@@ -1792,13 +1846,25 @@
         <w:t xml:space="preserve"> </w:t>
       </w:r>
       <w:r>
-        <w:t xml:space="preserve">Vogel (2000) remains the standard English-language treatment of the courts,</w:t>
-      </w:r>
-      <w:r>
-        <w:t xml:space="preserve"> </w:t>
-      </w:r>
-      <w:r>
-        <w:t xml:space="preserve">written before judgments were published at scale. The commercial courts whose</w:t>
+        <w:t xml:space="preserve">Frank Vogel’s study remains the standard English-language treatment of the</w:t>
+      </w:r>
+      <w:r>
+        <w:t xml:space="preserve"> </w:t>
+      </w:r>
+      <w:r>
+        <w:t xml:space="preserve">courts, written before judgments were published at scale.</w:t>
+      </w:r>
+      <w:r>
+        <w:rPr>
+          <w:rStyle w:val="FootnoteReference"/>
+        </w:rPr>
+        <w:footnoteReference w:id="34"/>
+      </w:r>
+      <w:r>
+        <w:t xml:space="preserve"> </w:t>
+      </w:r>
+      <w:r>
+        <w:t xml:space="preserve">The commercial courts whose</w:t>
       </w:r>
       <w:r>
         <w:t xml:space="preserve"> </w:t>
@@ -1813,9 +1879,9 @@
         <w:t xml:space="preserve">corpus is dominated by the years since.</w:t>
       </w:r>
     </w:p>
-    <w:bookmarkEnd w:id="25"/>
-    <w:bookmarkEnd w:id="26"/>
-    <w:bookmarkStart w:id="29" w:name="sec:data"/>
+    <w:bookmarkEnd w:id="35"/>
+    <w:bookmarkEnd w:id="36"/>
+    <w:bookmarkStart w:id="39" w:name="sec:data"/>
     <w:p>
       <w:pPr>
         <w:pStyle w:val="Heading1"/>
@@ -1824,7 +1890,7 @@
         <w:t xml:space="preserve">Data</w:t>
       </w:r>
     </w:p>
-    <w:bookmarkStart w:id="27" w:name="a-record-that-carries-both-levels"/>
+    <w:bookmarkStart w:id="37" w:name="a-record-that-carries-both-levels"/>
     <w:p>
       <w:pPr>
         <w:pStyle w:val="Heading2"/>
@@ -1927,8 +1993,8 @@
         <w:t xml:space="preserve">disposition of the second. Each document is now segmented separately.</w:t>
       </w:r>
     </w:p>
-    <w:bookmarkEnd w:id="27"/>
-    <w:bookmarkStart w:id="28" w:name="what-the-published-record-is"/>
+    <w:bookmarkEnd w:id="37"/>
+    <w:bookmarkStart w:id="38" w:name="what-the-published-record-is"/>
     <w:p>
       <w:pPr>
         <w:pStyle w:val="Heading2"/>
@@ -2067,9 +2133,9 @@
         <w:t xml:space="preserve">purpose.</w:t>
       </w:r>
     </w:p>
-    <w:bookmarkEnd w:id="28"/>
-    <w:bookmarkEnd w:id="29"/>
-    <w:bookmarkStart w:id="33" w:name="sec:method"/>
+    <w:bookmarkEnd w:id="38"/>
+    <w:bookmarkEnd w:id="39"/>
+    <w:bookmarkStart w:id="43" w:name="sec:method"/>
     <w:p>
       <w:pPr>
         <w:pStyle w:val="Heading1"/>
@@ -2078,7 +2144,7 @@
         <w:t xml:space="preserve">Method</w:t>
       </w:r>
     </w:p>
-    <w:bookmarkStart w:id="30" w:name="reading-the-appellate-disposition"/>
+    <w:bookmarkStart w:id="40" w:name="reading-the-appellate-disposition"/>
     <w:p>
       <w:pPr>
         <w:pStyle w:val="Heading2"/>
@@ -2229,8 +2295,8 @@
         <w:t xml:space="preserve">correction, none was wrong.</w:t>
       </w:r>
     </w:p>
-    <w:bookmarkEnd w:id="30"/>
-    <w:bookmarkStart w:id="31" w:name="whether-the-appeal-reasoned"/>
+    <w:bookmarkEnd w:id="40"/>
+    <w:bookmarkStart w:id="41" w:name="whether-the-appeal-reasoned"/>
     <w:p>
       <w:pPr>
         <w:pStyle w:val="Heading2"/>
@@ -2297,8 +2363,8 @@
         <w:t xml:space="preserve">given reasons by adoption.</w:t>
       </w:r>
     </w:p>
-    <w:bookmarkEnd w:id="31"/>
-    <w:bookmarkStart w:id="32" w:name="modelling-disturbance"/>
+    <w:bookmarkEnd w:id="41"/>
+    <w:bookmarkStart w:id="42" w:name="modelling-disturbance"/>
     <w:p>
       <w:pPr>
         <w:pStyle w:val="Heading2"/>
@@ -2409,9 +2475,9 @@
         <w:t xml:space="preserve">otherwise because one script wanted a matrix inverse.</w:t>
       </w:r>
     </w:p>
-    <w:bookmarkEnd w:id="32"/>
-    <w:bookmarkEnd w:id="33"/>
-    <w:bookmarkStart w:id="41" w:name="sec:results"/>
+    <w:bookmarkEnd w:id="42"/>
+    <w:bookmarkEnd w:id="43"/>
+    <w:bookmarkStart w:id="51" w:name="sec:results"/>
     <w:p>
       <w:pPr>
         <w:pStyle w:val="Heading1"/>
@@ -2420,7 +2486,7 @@
         <w:t xml:space="preserve">Results</w:t>
       </w:r>
     </w:p>
-    <w:bookmarkStart w:id="35" w:name="what-appeals-do"/>
+    <w:bookmarkStart w:id="45" w:name="what-appeals-do"/>
     <w:p>
       <w:pPr>
         <w:pStyle w:val="Heading2"/>
@@ -2429,7 +2495,7 @@
         <w:t xml:space="preserve">What appeals do</w:t>
       </w:r>
     </w:p>
-    <w:bookmarkStart w:id="34" w:name="tab:outcomes"/>
+    <w:bookmarkStart w:id="44" w:name="tab:outcomes"/>
     <w:p>
       <w:pPr>
         <w:pStyle w:val="TableCaption"/>
@@ -2789,7 +2855,7 @@
         </w:tc>
       </w:tr>
     </w:tbl>
-    <w:bookmarkEnd w:id="34"/>
+    <w:bookmarkEnd w:id="44"/>
     <w:p>
       <w:pPr>
         <w:pStyle w:val="BodyText"/>
@@ -2854,8 +2920,8 @@
         <w:t xml:space="preserve">wanted answered.</w:t>
       </w:r>
     </w:p>
-    <w:bookmarkEnd w:id="35"/>
-    <w:bookmarkStart w:id="36" w:name="reason-giving-at-the-second-instance"/>
+    <w:bookmarkEnd w:id="45"/>
+    <w:bookmarkStart w:id="46" w:name="reason-giving-at-the-second-instance"/>
     <w:p>
       <w:pPr>
         <w:pStyle w:val="Heading2"/>
@@ -2946,8 +3012,8 @@
         <w:t xml:space="preserve">sample of appeals.</w:t>
       </w:r>
     </w:p>
-    <w:bookmarkEnd w:id="36"/>
-    <w:bookmarkStart w:id="38" w:name="X47fad907bd3ffdcfbf8fc5db4ac15e4ee3dfdc8"/>
+    <w:bookmarkEnd w:id="46"/>
+    <w:bookmarkStart w:id="48" w:name="X47fad907bd3ffdcfbf8fc5db4ac15e4ee3dfdc8"/>
     <w:p>
       <w:pPr>
         <w:pStyle w:val="Heading2"/>
@@ -3076,7 +3142,7 @@
         <w:t xml:space="preserve">distribution.</w:t>
       </w:r>
     </w:p>
-    <w:bookmarkStart w:id="37" w:name="tab:paired"/>
+    <w:bookmarkStart w:id="47" w:name="tab:paired"/>
     <w:p>
       <w:pPr>
         <w:pStyle w:val="TableCaption"/>
@@ -3355,7 +3421,7 @@
         </w:tc>
       </w:tr>
     </w:tbl>
-    <w:bookmarkEnd w:id="37"/>
+    <w:bookmarkEnd w:id="47"/>
     <w:p>
       <w:pPr>
         <w:pStyle w:val="BodyText"/>
@@ -3569,8 +3635,8 @@
         <w:t xml:space="preserve">signal that the strata differ, not as an established difference.</w:t>
       </w:r>
     </w:p>
-    <w:bookmarkEnd w:id="38"/>
-    <w:bookmarkStart w:id="40" w:name="what-predicts-disturbance"/>
+    <w:bookmarkEnd w:id="48"/>
+    <w:bookmarkStart w:id="50" w:name="what-predicts-disturbance"/>
     <w:p>
       <w:pPr>
         <w:pStyle w:val="Heading2"/>
@@ -3579,7 +3645,7 @@
         <w:t xml:space="preserve">What predicts disturbance</w:t>
       </w:r>
     </w:p>
-    <w:bookmarkStart w:id="39" w:name="tab:model"/>
+    <w:bookmarkStart w:id="49" w:name="tab:model"/>
     <w:p>
       <w:pPr>
         <w:pStyle w:val="TableCaption"/>
@@ -4234,7 +4300,7 @@
         </w:tc>
       </w:tr>
     </w:tbl>
-    <w:bookmarkEnd w:id="39"/>
+    <w:bookmarkEnd w:id="49"/>
     <w:p>
       <w:pPr>
         <w:pStyle w:val="BodyText"/>
@@ -4468,9 +4534,9 @@
         <w:t xml:space="preserve">model supports the idea that a judgment protects itself by being long.</w:t>
       </w:r>
     </w:p>
-    <w:bookmarkEnd w:id="40"/>
-    <w:bookmarkEnd w:id="41"/>
-    <w:bookmarkStart w:id="48" w:name="sec:threats"/>
+    <w:bookmarkEnd w:id="50"/>
+    <w:bookmarkEnd w:id="51"/>
+    <w:bookmarkStart w:id="58" w:name="sec:threats"/>
     <w:p>
       <w:pPr>
         <w:pStyle w:val="Heading1"/>
@@ -4479,7 +4545,7 @@
         <w:t xml:space="preserve">Threats to validity</w:t>
       </w:r>
     </w:p>
-    <w:bookmarkStart w:id="42" w:name="only-appealed-judgments-are-here."/>
+    <w:bookmarkStart w:id="52" w:name="only-appealed-judgments-are-here."/>
     <w:p>
       <w:pPr>
         <w:pStyle w:val="Heading4"/>
@@ -4514,8 +4580,8 @@
         <w:t xml:space="preserve">among appeals rather than an error rate among judgments.</w:t>
       </w:r>
     </w:p>
-    <w:bookmarkEnd w:id="42"/>
-    <w:bookmarkStart w:id="43" w:name="X32282b1785d923fead066b1d8bddf8cd1a76bd7"/>
+    <w:bookmarkEnd w:id="52"/>
+    <w:bookmarkStart w:id="53" w:name="X32282b1785d923fead066b1d8bddf8cd1a76bd7"/>
     <w:p>
       <w:pPr>
         <w:pStyle w:val="Heading4"/>
@@ -4574,8 +4640,8 @@
         <w:t xml:space="preserve">comparison that shows why.</w:t>
       </w:r>
     </w:p>
-    <w:bookmarkEnd w:id="43"/>
-    <w:bookmarkStart w:id="44" w:name="X5d5e1264505c8e236f428fd59a0a9dfbab4b6bf"/>
+    <w:bookmarkEnd w:id="53"/>
+    <w:bookmarkStart w:id="54" w:name="X5d5e1264505c8e236f428fd59a0a9dfbab4b6bf"/>
     <w:p>
       <w:pPr>
         <w:pStyle w:val="Heading4"/>
@@ -4622,8 +4688,8 @@
         <w:t xml:space="preserve">outcome, and not about appeals in general.</w:t>
       </w:r>
     </w:p>
-    <w:bookmarkEnd w:id="44"/>
-    <w:bookmarkStart w:id="45" w:name="eleven-terms-three-strata-one-corpus."/>
+    <w:bookmarkEnd w:id="54"/>
+    <w:bookmarkStart w:id="55" w:name="eleven-terms-three-strata-one-corpus."/>
     <w:p>
       <w:pPr>
         <w:pStyle w:val="Heading4"/>
@@ -4749,8 +4815,8 @@
         <w:t xml:space="preserve">than removed from it.</w:t>
       </w:r>
     </w:p>
-    <w:bookmarkEnd w:id="45"/>
-    <w:bookmarkStart w:id="46" w:name="X4a69a4964fcd19f531b31d150ccc64bcac84c05"/>
+    <w:bookmarkEnd w:id="55"/>
+    <w:bookmarkStart w:id="56" w:name="X4a69a4964fcd19f531b31d150ccc64bcac84c05"/>
     <w:p>
       <w:pPr>
         <w:pStyle w:val="Heading4"/>
@@ -4785,8 +4851,8 @@
         <w:t xml:space="preserve">the published record.</w:t>
       </w:r>
     </w:p>
-    <w:bookmarkEnd w:id="46"/>
-    <w:bookmarkStart w:id="47" w:name="the-classifier-is-lexical."/>
+    <w:bookmarkEnd w:id="56"/>
+    <w:bookmarkStart w:id="57" w:name="the-classifier-is-lexical."/>
     <w:p>
       <w:pPr>
         <w:pStyle w:val="Heading4"/>
@@ -4821,9 +4887,9 @@
         <w:t xml:space="preserve">are unclear and are excluded from the rates that depend on the disposition.</w:t>
       </w:r>
     </w:p>
-    <w:bookmarkEnd w:id="47"/>
-    <w:bookmarkEnd w:id="48"/>
-    <w:bookmarkStart w:id="49" w:name="sec:discussion"/>
+    <w:bookmarkEnd w:id="57"/>
+    <w:bookmarkEnd w:id="58"/>
+    <w:bookmarkStart w:id="59" w:name="sec:discussion"/>
     <w:p>
       <w:pPr>
         <w:pStyle w:val="Heading1"/>
@@ -5018,8 +5084,8 @@
         <w:t xml:space="preserve">not connect to outcomes.</w:t>
       </w:r>
     </w:p>
-    <w:bookmarkEnd w:id="49"/>
-    <w:bookmarkStart w:id="50" w:name="conclusion"/>
+    <w:bookmarkEnd w:id="59"/>
+    <w:bookmarkStart w:id="60" w:name="conclusion"/>
     <w:p>
       <w:pPr>
         <w:pStyle w:val="Heading1"/>
@@ -5098,8 +5164,8 @@
         <w:t xml:space="preserve">that its authority is procedural.</w:t>
       </w:r>
     </w:p>
-    <w:bookmarkEnd w:id="50"/>
-    <w:bookmarkStart w:id="52" w:name="availability-of-data-and-code"/>
+    <w:bookmarkEnd w:id="60"/>
+    <w:bookmarkStart w:id="62" w:name="availability-of-data-and-code"/>
     <w:p>
       <w:pPr>
         <w:pStyle w:val="Heading1"/>
@@ -5125,7 +5191,7 @@
         <w:rPr>
           <w:rStyle w:val="FootnoteReference"/>
         </w:rPr>
-        <w:footnoteReference w:id="51"/>
+        <w:footnoteReference w:id="61"/>
       </w:r>
       <w:r>
         <w:t xml:space="preserve"> </w:t>
@@ -5146,8 +5212,8 @@
         <w:t xml:space="preserve">pass over identifiers the publisher’s masking missed.</w:t>
       </w:r>
     </w:p>
-    <w:bookmarkEnd w:id="52"/>
-    <w:bookmarkStart w:id="53" w:name="use-of-ai-tools"/>
+    <w:bookmarkEnd w:id="62"/>
+    <w:bookmarkStart w:id="63" w:name="use-of-ai-tools"/>
     <w:p>
       <w:pPr>
         <w:pStyle w:val="Heading1"/>
@@ -5194,14 +5260,14 @@
         <w:t xml:space="preserve">is computed by the deposited code from the deposited data.</w:t>
       </w:r>
     </w:p>
-    <w:bookmarkEnd w:id="53"/>
-    <w:bookmarkStart w:id="58" w:name="references"/>
+    <w:bookmarkEnd w:id="63"/>
+    <w:bookmarkStart w:id="64" w:name="bibliography"/>
     <w:p>
       <w:pPr>
         <w:pStyle w:val="Heading1"/>
       </w:pPr>
       <w:r>
-        <w:t xml:space="preserve">References</w:t>
+        <w:t xml:space="preserve">Bibliography</w:t>
       </w:r>
     </w:p>
     <w:p>
@@ -5218,7 +5284,7 @@
         <w:t xml:space="preserve"> </w:t>
       </w:r>
       <w:r>
-        <w:t xml:space="preserve">Cohen, Mathilde. 2015.</w:t>
+        <w:t xml:space="preserve">Cohen, Mathilde.</w:t>
       </w:r>
       <w:r>
         <w:t xml:space="preserve"> </w:t>
@@ -5252,7 +5318,13 @@
         <w:t xml:space="preserve"> </w:t>
       </w:r>
       <w:r>
-        <w:t xml:space="preserve">72(2): 483.</w:t>
+        <w:t xml:space="preserve">72, no. 2</w:t>
+      </w:r>
+      <w:r>
+        <w:t xml:space="preserve"> </w:t>
+      </w:r>
+      <w:r>
+        <w:t xml:space="preserve">(2015): 483.</w:t>
       </w:r>
     </w:p>
     <w:p>
@@ -5260,7 +5332,7 @@
         <w:pStyle w:val="BodyText"/>
       </w:pPr>
       <w:r>
-        <w:t xml:space="preserve">Eisenberg, Theodore. 2004.</w:t>
+        <w:t xml:space="preserve">Eisenberg, Theodore.</w:t>
       </w:r>
       <w:r>
         <w:t xml:space="preserve"> </w:t>
@@ -5269,13 +5341,13 @@
         <w:t xml:space="preserve">“</w:t>
       </w:r>
       <w:r>
-        <w:t xml:space="preserve">Appeal Rates and Outcomes in Tried and Nontried</w:t>
-      </w:r>
-      <w:r>
-        <w:t xml:space="preserve"> </w:t>
-      </w:r>
-      <w:r>
-        <w:t xml:space="preserve">Cases: Further Exploration of Anti-Plaintiff Appellate Outcomes.</w:t>
+        <w:t xml:space="preserve">Appeal Rates and Outcomes in Tried and Nontried Cases:</w:t>
+      </w:r>
+      <w:r>
+        <w:t xml:space="preserve"> </w:t>
+      </w:r>
+      <w:r>
+        <w:t xml:space="preserve">Further Exploration of Anti-Plaintiff Appellate Outcomes.</w:t>
       </w:r>
       <w:r>
         <w:t xml:space="preserve">”</w:t>
@@ -5288,18 +5360,32 @@
           <w:iCs/>
           <w:i/>
         </w:rPr>
-        <w:t xml:space="preserve">Journal of Empirical Legal Studies</w:t>
-      </w:r>
-      <w:r>
-        <w:t xml:space="preserve"> </w:t>
-      </w:r>
-      <w:r>
-        <w:t xml:space="preserve">1(3): 659–688.</w:t>
-      </w:r>
-      <w:r>
-        <w:t xml:space="preserve"> </w:t>
-      </w:r>
-      <w:hyperlink r:id="rId54">
+        <w:t xml:space="preserve">Journal of</w:t>
+      </w:r>
+      <w:r>
+        <w:rPr>
+          <w:iCs/>
+          <w:i/>
+        </w:rPr>
+        <w:t xml:space="preserve"> </w:t>
+      </w:r>
+      <w:r>
+        <w:rPr>
+          <w:iCs/>
+          <w:i/>
+        </w:rPr>
+        <w:t xml:space="preserve">Empirical Legal Studies</w:t>
+      </w:r>
+      <w:r>
+        <w:t xml:space="preserve"> </w:t>
+      </w:r>
+      <w:r>
+        <w:t xml:space="preserve">1, no. 3 (2004): 659–88.</w:t>
+      </w:r>
+      <w:r>
+        <w:t xml:space="preserve"> </w:t>
+      </w:r>
+      <w:hyperlink r:id="rId25">
         <w:r>
           <w:rPr>
             <w:rStyle w:val="Hyperlink"/>
@@ -5307,13 +5393,16 @@
           <w:t xml:space="preserve">https://doi.org/10.1111/j.1740-1461.2004.00019.x</w:t>
         </w:r>
       </w:hyperlink>
+      <w:r>
+        <w:t xml:space="preserve">.</w:t>
+      </w:r>
     </w:p>
     <w:p>
       <w:pPr>
         <w:pStyle w:val="BodyText"/>
       </w:pPr>
       <w:r>
-        <w:t xml:space="preserve">Priest, George L., and Benjamin Klein. 1984.</w:t>
+        <w:t xml:space="preserve">Priest, George L., and Benjamin Klein.</w:t>
       </w:r>
       <w:r>
         <w:t xml:space="preserve"> </w:t>
@@ -5347,12 +5436,12 @@
         <w:t xml:space="preserve"> </w:t>
       </w:r>
       <w:r>
-        <w:t xml:space="preserve">13(1): 1–55.</w:t>
-      </w:r>
-      <w:r>
-        <w:t xml:space="preserve"> </w:t>
-      </w:r>
-      <w:hyperlink r:id="rId55">
+        <w:t xml:space="preserve">13, no. 1 (1984): 1–55.</w:t>
+      </w:r>
+      <w:r>
+        <w:t xml:space="preserve"> </w:t>
+      </w:r>
+      <w:hyperlink r:id="rId30">
         <w:r>
           <w:rPr>
             <w:rStyle w:val="Hyperlink"/>
@@ -5360,13 +5449,16 @@
           <w:t xml:space="preserve">https://doi.org/10.1086/467732</w:t>
         </w:r>
       </w:hyperlink>
+      <w:r>
+        <w:t xml:space="preserve">.</w:t>
+      </w:r>
     </w:p>
     <w:p>
       <w:pPr>
         <w:pStyle w:val="BodyText"/>
       </w:pPr>
       <w:r>
-        <w:t xml:space="preserve">Shavell, Steven. 1995.</w:t>
+        <w:t xml:space="preserve">Shavell, Steven.</w:t>
       </w:r>
       <w:r>
         <w:t xml:space="preserve"> </w:t>
@@ -5375,13 +5467,7 @@
         <w:t xml:space="preserve">“</w:t>
       </w:r>
       <w:r>
-        <w:t xml:space="preserve">The Appeals Process as a Means of Error</w:t>
-      </w:r>
-      <w:r>
-        <w:t xml:space="preserve"> </w:t>
-      </w:r>
-      <w:r>
-        <w:t xml:space="preserve">Correction.</w:t>
+        <w:t xml:space="preserve">The Appeals Process as a Means of Error Correction.</w:t>
       </w:r>
       <w:r>
         <w:t xml:space="preserve">”</w:t>
@@ -5400,12 +5486,12 @@
         <w:t xml:space="preserve"> </w:t>
       </w:r>
       <w:r>
-        <w:t xml:space="preserve">24(2): 379–426.</w:t>
-      </w:r>
-      <w:r>
-        <w:t xml:space="preserve"> </w:t>
-      </w:r>
-      <w:hyperlink r:id="rId56">
+        <w:t xml:space="preserve">24, no. 2 (1995): 379–426.</w:t>
+      </w:r>
+      <w:r>
+        <w:t xml:space="preserve"> </w:t>
+      </w:r>
+      <w:hyperlink r:id="rId22">
         <w:r>
           <w:rPr>
             <w:rStyle w:val="Hyperlink"/>
@@ -5413,13 +5499,16 @@
           <w:t xml:space="preserve">https://doi.org/10.1086/467963</w:t>
         </w:r>
       </w:hyperlink>
+      <w:r>
+        <w:t xml:space="preserve">.</w:t>
+      </w:r>
     </w:p>
     <w:p>
       <w:pPr>
         <w:pStyle w:val="BodyText"/>
       </w:pPr>
       <w:r>
-        <w:t xml:space="preserve">Siegelman, Peter, and John J. Donohue III. 1990.</w:t>
+        <w:t xml:space="preserve">Siegelman, Peter, and John J. Donohue III.</w:t>
       </w:r>
       <w:r>
         <w:t xml:space="preserve"> </w:t>
@@ -5428,13 +5517,13 @@
         <w:t xml:space="preserve">“</w:t>
       </w:r>
       <w:r>
-        <w:t xml:space="preserve">Studying the Iceberg from</w:t>
-      </w:r>
-      <w:r>
-        <w:t xml:space="preserve"> </w:t>
-      </w:r>
-      <w:r>
-        <w:t xml:space="preserve">Its Tip: A Comparison of Published and Unpublished Employment Discrimination</w:t>
+        <w:t xml:space="preserve">Studying the Iceberg from Its</w:t>
+      </w:r>
+      <w:r>
+        <w:t xml:space="preserve"> </w:t>
+      </w:r>
+      <w:r>
+        <w:t xml:space="preserve">Tip: A Comparison of Published and Unpublished Employment Discrimination</w:t>
       </w:r>
       <w:r>
         <w:t xml:space="preserve"> </w:t>
@@ -5459,12 +5548,12 @@
         <w:t xml:space="preserve"> </w:t>
       </w:r>
       <w:r>
-        <w:t xml:space="preserve">24(5): 1133–1170.</w:t>
-      </w:r>
-      <w:r>
-        <w:t xml:space="preserve"> </w:t>
-      </w:r>
-      <w:hyperlink r:id="rId57">
+        <w:t xml:space="preserve">24, no. 5 (1990): 1133–70.</w:t>
+      </w:r>
+      <w:r>
+        <w:t xml:space="preserve"> </w:t>
+      </w:r>
+      <w:hyperlink r:id="rId32">
         <w:r>
           <w:rPr>
             <w:rStyle w:val="Hyperlink"/>
@@ -5472,13 +5561,16 @@
           <w:t xml:space="preserve">https://doi.org/10.2307/3053664</w:t>
         </w:r>
       </w:hyperlink>
+      <w:r>
+        <w:t xml:space="preserve">.</w:t>
+      </w:r>
     </w:p>
     <w:p>
       <w:pPr>
         <w:pStyle w:val="BodyText"/>
       </w:pPr>
       <w:r>
-        <w:t xml:space="preserve">Vogel, Frank E. 2000.</w:t>
+        <w:t xml:space="preserve">Vogel, Frank E.</w:t>
       </w:r>
       <w:r>
         <w:t xml:space="preserve"> </w:t>
@@ -5488,27 +5580,19 @@
           <w:iCs/>
           <w:i/>
         </w:rPr>
-        <w:t xml:space="preserve">Islamic Law and Legal System: Studies of Saudi</w:t>
-      </w:r>
-      <w:r>
-        <w:rPr>
-          <w:iCs/>
-          <w:i/>
-        </w:rPr>
-        <w:t xml:space="preserve"> </w:t>
-      </w:r>
-      <w:r>
-        <w:rPr>
-          <w:iCs/>
-          <w:i/>
-        </w:rPr>
-        <w:t xml:space="preserve">Arabia</w:t>
-      </w:r>
-      <w:r>
-        <w:t xml:space="preserve">. Leiden: Brill.</w:t>
-      </w:r>
-    </w:p>
-    <w:bookmarkEnd w:id="58"/>
+        <w:t xml:space="preserve">Islamic Law and Legal System: Studies of Saudi Arabia</w:t>
+      </w:r>
+      <w:r>
+        <w:t xml:space="preserve">.</w:t>
+      </w:r>
+      <w:r>
+        <w:t xml:space="preserve"> </w:t>
+      </w:r>
+      <w:r>
+        <w:t xml:space="preserve">Leiden: Brill, 2000.</w:t>
+      </w:r>
+    </w:p>
+    <w:bookmarkEnd w:id="64"/>
     <w:sectPr/>
   </w:body>
 </w:document>
@@ -5534,7 +5618,371 @@
       </w:r>
     </w:p>
   </w:footnote>
-  <w:footnote w:id="51">
+  <w:footnote w:id="21">
+    <w:p>
+      <w:pPr>
+        <w:pStyle w:val="FootnoteText"/>
+      </w:pPr>
+      <w:r>
+        <w:rPr>
+          <w:rStyle w:val="FootnoteReference"/>
+        </w:rPr>
+        <w:footnoteRef/>
+      </w:r>
+      <w:r>
+        <w:t xml:space="preserve"> </w:t>
+      </w:r>
+      <w:r>
+        <w:t xml:space="preserve">Steven Shavell,</w:t>
+      </w:r>
+      <w:r>
+        <w:t xml:space="preserve"> </w:t>
+      </w:r>
+      <w:r>
+        <w:t xml:space="preserve">“</w:t>
+      </w:r>
+      <w:r>
+        <w:t xml:space="preserve">The Appeals Process as a Means of Error Correction,</w:t>
+      </w:r>
+      <w:r>
+        <w:t xml:space="preserve">”</w:t>
+      </w:r>
+      <w:r>
+        <w:t xml:space="preserve"> </w:t>
+      </w:r>
+      <w:r>
+        <w:rPr>
+          <w:iCs/>
+          <w:i/>
+        </w:rPr>
+        <w:t xml:space="preserve">Journal of Legal Studies</w:t>
+      </w:r>
+      <w:r>
+        <w:t xml:space="preserve"> </w:t>
+      </w:r>
+      <w:r>
+        <w:t xml:space="preserve">24, no. 2 (1995): 379–426,</w:t>
+      </w:r>
+      <w:r>
+        <w:t xml:space="preserve"> </w:t>
+      </w:r>
+      <w:hyperlink r:id="rId22">
+        <w:r>
+          <w:rPr>
+            <w:rStyle w:val="Hyperlink"/>
+          </w:rPr>
+          <w:t xml:space="preserve">https://doi.org/10.1086/467963</w:t>
+        </w:r>
+      </w:hyperlink>
+      <w:r>
+        <w:t xml:space="preserve">.</w:t>
+      </w:r>
+    </w:p>
+  </w:footnote>
+  <w:footnote w:id="24">
+    <w:p>
+      <w:pPr>
+        <w:pStyle w:val="FootnoteText"/>
+      </w:pPr>
+      <w:r>
+        <w:rPr>
+          <w:rStyle w:val="FootnoteReference"/>
+        </w:rPr>
+        <w:footnoteRef/>
+      </w:r>
+      <w:r>
+        <w:t xml:space="preserve"> </w:t>
+      </w:r>
+      <w:r>
+        <w:t xml:space="preserve">Theodore Eisenberg,</w:t>
+      </w:r>
+      <w:r>
+        <w:t xml:space="preserve"> </w:t>
+      </w:r>
+      <w:r>
+        <w:t xml:space="preserve">“</w:t>
+      </w:r>
+      <w:r>
+        <w:t xml:space="preserve">Appeal Rates and Outcomes in Tried and Nontried Cases:</w:t>
+      </w:r>
+      <w:r>
+        <w:t xml:space="preserve"> </w:t>
+      </w:r>
+      <w:r>
+        <w:t xml:space="preserve">Further Exploration of Anti-Plaintiff Appellate Outcomes,</w:t>
+      </w:r>
+      <w:r>
+        <w:t xml:space="preserve">”</w:t>
+      </w:r>
+      <w:r>
+        <w:t xml:space="preserve"> </w:t>
+      </w:r>
+      <w:r>
+        <w:rPr>
+          <w:iCs/>
+          <w:i/>
+        </w:rPr>
+        <w:t xml:space="preserve">Journal of</w:t>
+      </w:r>
+      <w:r>
+        <w:rPr>
+          <w:iCs/>
+          <w:i/>
+        </w:rPr>
+        <w:t xml:space="preserve"> </w:t>
+      </w:r>
+      <w:r>
+        <w:rPr>
+          <w:iCs/>
+          <w:i/>
+        </w:rPr>
+        <w:t xml:space="preserve">Empirical Legal Studies</w:t>
+      </w:r>
+      <w:r>
+        <w:t xml:space="preserve"> </w:t>
+      </w:r>
+      <w:r>
+        <w:t xml:space="preserve">1, no. 3 (2004): 659–88,</w:t>
+      </w:r>
+      <w:r>
+        <w:t xml:space="preserve"> </w:t>
+      </w:r>
+      <w:hyperlink r:id="rId25">
+        <w:r>
+          <w:rPr>
+            <w:rStyle w:val="Hyperlink"/>
+          </w:rPr>
+          <w:t xml:space="preserve">https://doi.org/10.1111/j.1740-1461.2004.00019.x</w:t>
+        </w:r>
+      </w:hyperlink>
+      <w:r>
+        <w:t xml:space="preserve">.</w:t>
+      </w:r>
+    </w:p>
+  </w:footnote>
+  <w:footnote w:id="27">
+    <w:p>
+      <w:pPr>
+        <w:pStyle w:val="FootnoteText"/>
+      </w:pPr>
+      <w:r>
+        <w:rPr>
+          <w:rStyle w:val="FootnoteReference"/>
+        </w:rPr>
+        <w:footnoteRef/>
+      </w:r>
+      <w:r>
+        <w:t xml:space="preserve"> </w:t>
+      </w:r>
+      <w:r>
+        <w:t xml:space="preserve">Mathilde Cohen,</w:t>
+      </w:r>
+      <w:r>
+        <w:t xml:space="preserve"> </w:t>
+      </w:r>
+      <w:r>
+        <w:t xml:space="preserve">“</w:t>
+      </w:r>
+      <w:r>
+        <w:t xml:space="preserve">When Judges Have Reasons Not to Give Reasons: A Comparative</w:t>
+      </w:r>
+      <w:r>
+        <w:t xml:space="preserve"> </w:t>
+      </w:r>
+      <w:r>
+        <w:t xml:space="preserve">Law Approach,</w:t>
+      </w:r>
+      <w:r>
+        <w:t xml:space="preserve">”</w:t>
+      </w:r>
+      <w:r>
+        <w:t xml:space="preserve"> </w:t>
+      </w:r>
+      <w:r>
+        <w:rPr>
+          <w:iCs/>
+          <w:i/>
+        </w:rPr>
+        <w:t xml:space="preserve">Washington and Lee Law Review</w:t>
+      </w:r>
+      <w:r>
+        <w:t xml:space="preserve"> </w:t>
+      </w:r>
+      <w:r>
+        <w:t xml:space="preserve">72, no. 2 (2015): 483.</w:t>
+      </w:r>
+    </w:p>
+  </w:footnote>
+  <w:footnote w:id="29">
+    <w:p>
+      <w:pPr>
+        <w:pStyle w:val="FootnoteText"/>
+      </w:pPr>
+      <w:r>
+        <w:rPr>
+          <w:rStyle w:val="FootnoteReference"/>
+        </w:rPr>
+        <w:footnoteRef/>
+      </w:r>
+      <w:r>
+        <w:t xml:space="preserve"> </w:t>
+      </w:r>
+      <w:r>
+        <w:t xml:space="preserve">George L. Priest and Benjamin Klein,</w:t>
+      </w:r>
+      <w:r>
+        <w:t xml:space="preserve"> </w:t>
+      </w:r>
+      <w:r>
+        <w:t xml:space="preserve">“</w:t>
+      </w:r>
+      <w:r>
+        <w:t xml:space="preserve">The Selection of Disputes for</w:t>
+      </w:r>
+      <w:r>
+        <w:t xml:space="preserve"> </w:t>
+      </w:r>
+      <w:r>
+        <w:t xml:space="preserve">Litigation,</w:t>
+      </w:r>
+      <w:r>
+        <w:t xml:space="preserve">”</w:t>
+      </w:r>
+      <w:r>
+        <w:t xml:space="preserve"> </w:t>
+      </w:r>
+      <w:r>
+        <w:rPr>
+          <w:iCs/>
+          <w:i/>
+        </w:rPr>
+        <w:t xml:space="preserve">Journal of Legal Studies</w:t>
+      </w:r>
+      <w:r>
+        <w:t xml:space="preserve"> </w:t>
+      </w:r>
+      <w:r>
+        <w:t xml:space="preserve">13, no. 1 (1984): 1–55,</w:t>
+      </w:r>
+      <w:r>
+        <w:t xml:space="preserve"> </w:t>
+      </w:r>
+      <w:hyperlink r:id="rId30">
+        <w:r>
+          <w:rPr>
+            <w:rStyle w:val="Hyperlink"/>
+          </w:rPr>
+          <w:t xml:space="preserve">https://doi.org/10.1086/467732</w:t>
+        </w:r>
+      </w:hyperlink>
+      <w:r>
+        <w:t xml:space="preserve">.</w:t>
+      </w:r>
+    </w:p>
+  </w:footnote>
+  <w:footnote w:id="31">
+    <w:p>
+      <w:pPr>
+        <w:pStyle w:val="FootnoteText"/>
+      </w:pPr>
+      <w:r>
+        <w:rPr>
+          <w:rStyle w:val="FootnoteReference"/>
+        </w:rPr>
+        <w:footnoteRef/>
+      </w:r>
+      <w:r>
+        <w:t xml:space="preserve"> </w:t>
+      </w:r>
+      <w:r>
+        <w:t xml:space="preserve">Peter Siegelman and John J. Donohue III,</w:t>
+      </w:r>
+      <w:r>
+        <w:t xml:space="preserve"> </w:t>
+      </w:r>
+      <w:r>
+        <w:t xml:space="preserve">“</w:t>
+      </w:r>
+      <w:r>
+        <w:t xml:space="preserve">Studying the Iceberg from Its Tip:</w:t>
+      </w:r>
+      <w:r>
+        <w:t xml:space="preserve"> </w:t>
+      </w:r>
+      <w:r>
+        <w:t xml:space="preserve">A Comparison of Published and Unpublished Employment Discrimination Cases,</w:t>
+      </w:r>
+      <w:r>
+        <w:t xml:space="preserve">”</w:t>
+      </w:r>
+      <w:r>
+        <w:t xml:space="preserve"> </w:t>
+      </w:r>
+      <w:r>
+        <w:rPr>
+          <w:iCs/>
+          <w:i/>
+        </w:rPr>
+        <w:t xml:space="preserve">Law &amp; Society Review</w:t>
+      </w:r>
+      <w:r>
+        <w:t xml:space="preserve"> </w:t>
+      </w:r>
+      <w:r>
+        <w:t xml:space="preserve">24, no. 5 (1990): 1133–70,</w:t>
+      </w:r>
+      <w:r>
+        <w:t xml:space="preserve"> </w:t>
+      </w:r>
+      <w:hyperlink r:id="rId32">
+        <w:r>
+          <w:rPr>
+            <w:rStyle w:val="Hyperlink"/>
+          </w:rPr>
+          <w:t xml:space="preserve">https://doi.org/10.2307/3053664</w:t>
+        </w:r>
+      </w:hyperlink>
+      <w:r>
+        <w:t xml:space="preserve">.</w:t>
+      </w:r>
+    </w:p>
+  </w:footnote>
+  <w:footnote w:id="34">
+    <w:p>
+      <w:pPr>
+        <w:pStyle w:val="FootnoteText"/>
+      </w:pPr>
+      <w:r>
+        <w:rPr>
+          <w:rStyle w:val="FootnoteReference"/>
+        </w:rPr>
+        <w:footnoteRef/>
+      </w:r>
+      <w:r>
+        <w:t xml:space="preserve"> </w:t>
+      </w:r>
+      <w:r>
+        <w:t xml:space="preserve">Frank E. Vogel,</w:t>
+      </w:r>
+      <w:r>
+        <w:t xml:space="preserve"> </w:t>
+      </w:r>
+      <w:r>
+        <w:rPr>
+          <w:iCs/>
+          <w:i/>
+        </w:rPr>
+        <w:t xml:space="preserve">Islamic Law and Legal System: Studies of Saudi Arabia</w:t>
+      </w:r>
+      <w:r>
+        <w:t xml:space="preserve"> </w:t>
+      </w:r>
+      <w:r>
+        <w:t xml:space="preserve">(Leiden: Brill, 2000).</w:t>
+      </w:r>
+    </w:p>
+  </w:footnote>
+  <w:footnote w:id="61">
     <w:p>
       <w:pPr>
         <w:pStyle w:val="FootnoteText"/>
